--- a/files (5)/Sahana_SH_Resume.docx
+++ b/files (5)/Sahana_SH_Resume.docx
@@ -21,12 +21,6 @@
         <w:gridCol w:w="4794"/>
       </w:tblGrid>
       <w:tr>
-        <w:tblPrEx>
-          <w:tblCellMar>
-            <w:top w:w="0" w:type="dxa"/>
-            <w:bottom w:w="0" w:type="dxa"/>
-          </w:tblCellMar>
-        </w:tblPrEx>
         <w:tc>
           <w:tcPr>
             <w:tcW w:w="6965" w:type="dxa"/>
@@ -294,12 +288,6 @@
         <w:gridCol w:w="6198"/>
       </w:tblGrid>
       <w:tr>
-        <w:tblPrEx>
-          <w:tblCellMar>
-            <w:top w:w="0" w:type="dxa"/>
-            <w:bottom w:w="0" w:type="dxa"/>
-          </w:tblCellMar>
-        </w:tblPrEx>
         <w:tc>
           <w:tcPr>
             <w:tcW w:w="4186" w:type="dxa"/>
@@ -341,7 +329,25 @@
                 <w:sz w:val="17"/>
                 <w:szCs w:val="17"/>
               </w:rPr>
-              <w:t>Results-driven AI/ML Computational Analyst and Senior Databricks/Data Engineer with 6 years 9 months of experience at Accenture, including 3 years 9 months on the Merck Pharmaceutical Data Sciences (PDS) program. Expertise in end-to-end data pipeline engineering on Databricks — data source onboarding (Oracle, SQL Server, Trino, REST APIs, Veeva Vault, envision), modular loader frameworks, Python-based file ingestion (XML/JSON/ZIP), and CI/CD via GitHub Actions and Apache Airflow. Databricks Certified Data Engineer Associate. AWS Developer Associate certified.</w:t>
+              <w:t xml:space="preserve">Results-driven AI/ML Computational Analyst and Senior Databricks/Data Engineer with </w:t>
+            </w:r>
+            <w:r>
+              <w:rPr>
+                <w:rFonts w:ascii="Calibri" w:eastAsia="Calibri" w:hAnsi="Calibri" w:cs="Calibri"/>
+                <w:color w:val="3A4A5C"/>
+                <w:sz w:val="17"/>
+                <w:szCs w:val="17"/>
+              </w:rPr>
+              <w:t>7 Years 1 Month</w:t>
+            </w:r>
+            <w:r>
+              <w:rPr>
+                <w:rFonts w:ascii="Calibri" w:eastAsia="Calibri" w:hAnsi="Calibri" w:cs="Calibri"/>
+                <w:color w:val="3A4A5C"/>
+                <w:sz w:val="17"/>
+                <w:szCs w:val="17"/>
+              </w:rPr>
+              <w:t xml:space="preserve"> of experience at Accenture, including 3 years 9 months on the Merck Pharmaceutical Data Sciences (PDS) program. Expertise in end-to-end data pipeline engineering on Databricks — data source onboarding (Oracle, SQL Server, Trino, REST APIs), modular loader frameworks, Python-based file ingestion (XML/JSON/ZIP), and CI/CD via GitHub Actions and Apache Airflow. Databricks Certified Data Engineer Associate. AWS Developer Associate certified.</w:t>
             </w:r>
           </w:p>
           <w:p>
@@ -381,12 +387,6 @@
               <w:gridCol w:w="2043"/>
             </w:tblGrid>
             <w:tr>
-              <w:tblPrEx>
-                <w:tblCellMar>
-                  <w:top w:w="0" w:type="dxa"/>
-                  <w:bottom w:w="0" w:type="dxa"/>
-                </w:tblCellMar>
-              </w:tblPrEx>
               <w:tc>
                 <w:tcPr>
                   <w:tcW w:w="2043" w:type="dxa"/>
@@ -459,12 +459,6 @@
               </w:tc>
             </w:tr>
             <w:tr>
-              <w:tblPrEx>
-                <w:tblCellMar>
-                  <w:top w:w="0" w:type="dxa"/>
-                  <w:bottom w:w="0" w:type="dxa"/>
-                </w:tblCellMar>
-              </w:tblPrEx>
               <w:tc>
                 <w:tcPr>
                   <w:tcW w:w="2043" w:type="dxa"/>
@@ -537,12 +531,6 @@
               </w:tc>
             </w:tr>
             <w:tr>
-              <w:tblPrEx>
-                <w:tblCellMar>
-                  <w:top w:w="0" w:type="dxa"/>
-                  <w:bottom w:w="0" w:type="dxa"/>
-                </w:tblCellMar>
-              </w:tblPrEx>
               <w:tc>
                 <w:tcPr>
                   <w:tcW w:w="2043" w:type="dxa"/>
@@ -615,12 +603,6 @@
               </w:tc>
             </w:tr>
             <w:tr>
-              <w:tblPrEx>
-                <w:tblCellMar>
-                  <w:top w:w="0" w:type="dxa"/>
-                  <w:bottom w:w="0" w:type="dxa"/>
-                </w:tblCellMar>
-              </w:tblPrEx>
               <w:tc>
                 <w:tcPr>
                   <w:tcW w:w="2043" w:type="dxa"/>
@@ -693,12 +675,6 @@
               </w:tc>
             </w:tr>
             <w:tr>
-              <w:tblPrEx>
-                <w:tblCellMar>
-                  <w:top w:w="0" w:type="dxa"/>
-                  <w:bottom w:w="0" w:type="dxa"/>
-                </w:tblCellMar>
-              </w:tblPrEx>
               <w:tc>
                 <w:tcPr>
                   <w:tcW w:w="2043" w:type="dxa"/>
@@ -771,12 +747,6 @@
               </w:tc>
             </w:tr>
             <w:tr>
-              <w:tblPrEx>
-                <w:tblCellMar>
-                  <w:top w:w="0" w:type="dxa"/>
-                  <w:bottom w:w="0" w:type="dxa"/>
-                </w:tblCellMar>
-              </w:tblPrEx>
               <w:tc>
                 <w:tcPr>
                   <w:tcW w:w="2043" w:type="dxa"/>
@@ -849,12 +819,6 @@
               </w:tc>
             </w:tr>
             <w:tr>
-              <w:tblPrEx>
-                <w:tblCellMar>
-                  <w:top w:w="0" w:type="dxa"/>
-                  <w:bottom w:w="0" w:type="dxa"/>
-                </w:tblCellMar>
-              </w:tblPrEx>
               <w:tc>
                 <w:tcPr>
                   <w:tcW w:w="2043" w:type="dxa"/>
@@ -927,12 +891,6 @@
               </w:tc>
             </w:tr>
             <w:tr>
-              <w:tblPrEx>
-                <w:tblCellMar>
-                  <w:top w:w="0" w:type="dxa"/>
-                  <w:bottom w:w="0" w:type="dxa"/>
-                </w:tblCellMar>
-              </w:tblPrEx>
               <w:tc>
                 <w:tcPr>
                   <w:tcW w:w="2043" w:type="dxa"/>
@@ -1297,16 +1255,7 @@
                 <w:sz w:val="17"/>
                 <w:szCs w:val="17"/>
               </w:rPr>
-              <w:t xml:space="preserve">GenAI Impact: </w:t>
-            </w:r>
-            <w:r>
-              <w:rPr>
-                <w:rFonts w:ascii="Calibri" w:eastAsia="Calibri" w:hAnsi="Calibri" w:cs="Calibri"/>
-                <w:color w:val="3A4A5C"/>
-                <w:sz w:val="17"/>
-                <w:szCs w:val="17"/>
-              </w:rPr>
-              <w:t>Created AI Agent which performs Databricks Schema migration that connects to various SQL databases, extracts table schema information and generates Databricks-compatible ‘CREATE TABLE’ statements.</w:t>
+              <w:t>GenAI Impact: Created AI Agent which performs Databricks Schema migration that connects to various SQL databases, extracts table schema information and generates Databricks-compatible ‘CREATE TABLE’ statements.</w:t>
             </w:r>
           </w:p>
           <w:p>
@@ -3103,6 +3052,7 @@
   <w:style w:type="character" w:default="1" w:styleId="DefaultParagraphFont">
     <w:name w:val="Default Paragraph Font"/>
     <w:uiPriority w:val="1"/>
+    <w:semiHidden/>
     <w:unhideWhenUsed/>
   </w:style>
   <w:style w:type="table" w:default="1" w:styleId="TableNormal">
